--- a/test_data/smlouva_gdpr_test_79_anon.docx
+++ b/test_data/smlouva_gdpr_test_79_anon.docx
@@ -57,7 +57,7 @@
     </w:p>
     <w:p>
       <w:r>
-        <w:t>[[ADDRESS_1]]</w:t>
+        <w:t>Sídlo: [[ADDRESS_1]]</w:t>
       </w:r>
     </w:p>
     <w:p>
@@ -93,7 +93,7 @@
     </w:p>
     <w:p>
       <w:r>
-        <w:t>Bydliště zástupce: [[ADDRESS_2]]</w:t>
+        <w:t>Bydliště zástupce: [[ADDRESS_7]]</w:t>
       </w:r>
     </w:p>
     <w:p>
@@ -152,7 +152,7 @@
     </w:p>
     <w:p>
       <w:r>
-        <w:t>[[ADDRESS_3]]</w:t>
+        <w:t>Trvalý pobyt: [[ADDRESS_3]]</w:t>
       </w:r>
     </w:p>
     <w:p>
@@ -220,12 +220,12 @@
     <w:p/>
     <w:p>
       <w:r>
-        <w:t>1. Škola/vzdělávací instituce přijímá žáka/studenta [[PERSON_3]] ke studiu oboru ekonomika a podnikání.</w:t>
+        <w:t>1. Škola/vzdělávací instituce přijímá žáka/studenta [[PERSON_2]] ke studiu oboru ekonomika a podnikání.</w:t>
       </w:r>
     </w:p>
     <w:p>
       <w:r>
-        <w:t>2. Zákonný zástupce: [[PERSON_4]], [[DATE_3]], [[BIRTH_ID_3]], [[ADDRESS_4]], [[PHONE_3]], e-mail [[EMAIL_3]].</w:t>
+        <w:t>2. Zákonný zástupce: [[PERSON_3]], [[DATE_3]], [[BIRTH_ID_3]], [[ADDRESS_5]], [[PHONE_3]], e-mail [[EMAIL_3]].</w:t>
       </w:r>
     </w:p>
     <w:p>
@@ -259,7 +259,7 @@
     </w:p>
     <w:p>
       <w:r>
-        <w:t>Jméno a příjmení: JUDr. [[PERSON_5]]</w:t>
+        <w:t>Jméno a příjmení: JUDr. [[PERSON_4]]</w:t>
       </w:r>
     </w:p>
     <w:p>
@@ -274,7 +274,7 @@
     </w:p>
     <w:p>
       <w:r>
-        <w:t>[[ADDRESS_5]]</w:t>
+        <w:t>[[ADDRESS_6]]</w:t>
       </w:r>
     </w:p>
     <w:p>
@@ -300,7 +300,7 @@
     </w:p>
     <w:p>
       <w:r>
-        <w:t>Jméno a příjmení: doc. [[PERSON_6]]</w:t>
+        <w:t>Jméno a příjmení: doc. [[PERSON_5]]</w:t>
       </w:r>
     </w:p>
     <w:p>
@@ -315,7 +315,7 @@
     </w:p>
     <w:p>
       <w:r>
-        <w:t>[[ADDRESS_6]]</w:t>
+        <w:t>[[ADDRESS_7]]</w:t>
       </w:r>
     </w:p>
     <w:p>
@@ -341,7 +341,7 @@
     </w:p>
     <w:p>
       <w:r>
-        <w:t>Jméno a příjmení: MUDr. [[PERSON_4]]</w:t>
+        <w:t>Jméno a příjmení: MUDr. [[PERSON_3]]</w:t>
       </w:r>
     </w:p>
     <w:p>
@@ -356,7 +356,7 @@
     </w:p>
     <w:p>
       <w:r>
-        <w:t>[[ADDRESS_4]]</w:t>
+        <w:t>[[ADDRESS_5]]</w:t>
       </w:r>
     </w:p>
     <w:p>
@@ -387,7 +387,7 @@
     </w:p>
     <w:p>
       <w:r>
-        <w:t>Jméno a příjmení: JUDr. [[PERSON_7]]</w:t>
+        <w:t>Jméno a příjmení: JUDr. [[PERSON_6]]</w:t>
       </w:r>
     </w:p>
     <w:p>
@@ -402,7 +402,7 @@
     </w:p>
     <w:p>
       <w:r>
-        <w:t>[[ADDRESS_7]]</w:t>
+        <w:t>[[ADDRESS_8]]</w:t>
       </w:r>
     </w:p>
     <w:p>
@@ -446,19 +446,19 @@
     </w:p>
     <w:p>
       <w:r>
-        <w:t>c) Písemně na adresy: [[ADDRESS_8]] 228/24, 746 01 Opava</w:t>
+        <w:t>c) Písemně na adresy: [[ADDRESS_7]] a [[ADDRESS_3]]</w:t>
       </w:r>
     </w:p>
     <w:p/>
     <w:p>
       <w:r>
-        <w:t>2. V průběhu plnění smlouvy budou osobní údaje [[PERSON_2]] a [[PERSON_5]] zpracovávány v rozsahu nezbytném pro splnění smluvních povinností.</w:t>
+        <w:t>2. V průběhu plnění smlouvy budou osobní údaje [[PERSON_2]] a [[PERSON_4]] zpracovávány v rozsahu nezbytném pro splnění smluvních povinností.</w:t>
       </w:r>
     </w:p>
     <w:p/>
     <w:p>
       <w:r>
-        <w:t>3. Dokumenty budou zasílány [[PERSON_2]] na výše uvedenou e-mailovou adresu [[EMAIL_2]]. V případě nedoručení bude kontaktován/a paní [[PERSON_5]] na telefonním čísle[[PHONE_4]].</w:t>
+        <w:t>3. Dokumenty budou zasílány [[PERSON_2]] na výše uvedenou e-mailovou adresu [[EMAIL_2]]. V případě nedoručení bude kontaktován/a paní [[PERSON_4]] na telefonním čísle[[PHONE_4]].</w:t>
       </w:r>
     </w:p>
     <w:p/>
@@ -475,32 +475,32 @@
     </w:p>
     <w:p>
       <w:r>
-        <w:t>- Nominativ: [[PERSON_1]], [[PERSON_2]], [[PERSON_5]]</w:t>
+        <w:t>- Nominativ: [[PERSON_1]], [[PERSON_2]], [[PERSON_4]]</w:t>
       </w:r>
     </w:p>
     <w:p>
       <w:r>
-        <w:t>- Genitiv: [[PERSON_1]], [[PERSON_2]], [[PERSON_5]]</w:t>
+        <w:t>- Genitiv: [[PERSON_1]], [[PERSON_2]], [[PERSON_4]]</w:t>
       </w:r>
     </w:p>
     <w:p>
       <w:r>
-        <w:t>- Dativ: [[PERSON_1]], [[PERSON_2]], [[PERSON_5]]</w:t>
+        <w:t>- Dativ: [[PERSON_1]], [[PERSON_2]], [[PERSON_4]]</w:t>
       </w:r>
     </w:p>
     <w:p>
       <w:r>
-        <w:t>- Akuzativ: [[PERSON_1]], [[PERSON_3]], [[PERSON_8]]</w:t>
+        <w:t>- Akuzativ: [[PERSON_1]], [[PERSON_2]], [[PERSON_4]]</w:t>
       </w:r>
     </w:p>
     <w:p>
       <w:r>
-        <w:t>- Instrumentál: [[PERSON_1]], [[PERSON_2]], [[PERSON_5]]</w:t>
+        <w:t>- Instrumentál: [[PERSON_1]], [[PERSON_2]], [[PERSON_4]]</w:t>
       </w:r>
     </w:p>
     <w:p>
       <w:r>
-        <w:t>- Lokál: o [[PERSON_1]], o [[PERSON_2]], o [[PERSON_5]]</w:t>
+        <w:t>- Lokál: o [[PERSON_1]], o [[PERSON_2]], o [[PERSON_4]]</w:t>
       </w:r>
     </w:p>
     <w:p>
@@ -511,7 +511,7 @@
     <w:p/>
     <w:p>
       <w:r>
-        <w:t>6. Údaje o osobě [[PERSON_6]] a o osobě [[PERSON_4]] mohou být sděleny třetím stranám pouze se souhlasem dotčených osob.</w:t>
+        <w:t>6. Údaje o osobě [[PERSON_5]] a o osobě [[PERSON_3]] mohou být sděleny třetím stranám pouze se souhlasem dotčených osob.</w:t>
       </w:r>
     </w:p>
     <w:p/>
@@ -570,7 +570,7 @@
     </w:p>
     <w:p>
       <w:r>
-        <w:t>7. Platební karta pro expresní úhrady (nepovinné): 5883 6569 8708 6247, [[ADDRESS_9]]: 385.</w:t>
+        <w:t>7. Platební karta pro expresní úhrady (nepovinné): 5883 6569 8708 6247, platnost 09/29, CVC: ***.</w:t>
       </w:r>
     </w:p>
     <w:p>
@@ -689,12 +689,12 @@
     <w:p/>
     <w:p>
       <w:r>
-        <w:t>1. Správcem osobních údajů je Pojišťovna Generali Česká a.s., [[ICO_1]], [[ADDRESS_1]] (dále jen „Správce").</w:t>
+        <w:t>1. Správcem osobních údajů je Pojišťovna Generali Česká a.s., [[ICO_1]], se [[ADDRESS_1]] (dále jen „Správce").</w:t>
       </w:r>
     </w:p>
     <w:p>
       <w:r>
-        <w:t>2. Správce zpracovává osobní údaje [[PERSON_2]], [[PERSON_5]], [[PERSON_6]], [[PERSON_4]] a [[PERSON_7]] v rozsahu:</w:t>
+        <w:t>2. Správce zpracovává osobní údaje [[PERSON_2]], [[PERSON_4]], [[PERSON_5]], [[PERSON_3]] a [[PERSON_6]] v rozsahu:</w:t>
       </w:r>
     </w:p>
     <w:p>
@@ -788,7 +788,7 @@
     <w:p/>
     <w:p>
       <w:r>
-        <w:t>6. Pověřenec pro ochranu osobních údajů: [[PERSON_7]], e-mail: [[EMAIL_6]], [[PHONE_6]].</w:t>
+        <w:t>6. Pověřenec pro ochranu osobních údajů: [[PERSON_6]], e-mail: [[EMAIL_6]], [[PHONE_6]].</w:t>
       </w:r>
     </w:p>
     <w:p/>
@@ -812,7 +812,7 @@
     </w:p>
     <w:p>
       <w:r>
-        <w:t>2. O záležitostech [[PERSON_2]] může být informován/a také [[PERSON_4]], [[PHONE_3]], e-mail [[EMAIL_3]].</w:t>
+        <w:t>2. O záležitostech [[PERSON_2]] může být informován/a také [[PERSON_3]], [[PHONE_3]], e-mail [[EMAIL_3]].</w:t>
       </w:r>
     </w:p>
     <w:p>
@@ -822,7 +822,7 @@
     </w:p>
     <w:p>
       <w:r>
-        <w:t>4. V naléhavých případech lze kontaktovat [[PERSON_9]] na telefonním čísle[[PHONE_5]] nebo e-mailem [[EMAIL_5]].</w:t>
+        <w:t>4. V naléhavých případech lze kontaktovat [[PERSON_5]] na telefonním čísle[[PHONE_5]] nebo e-mailem [[EMAIL_5]].</w:t>
       </w:r>
     </w:p>
     <w:p/>
@@ -856,7 +856,7 @@
     </w:p>
     <w:p>
       <w:r>
-        <w:t>c) bude nakládat s osobními údaji [[PERSON_2]], [[PERSON_5]], [[PERSON_6]], [[PERSON_4]] a [[PERSON_7]] v souladu s GDPR.</w:t>
+        <w:t>c) bude nakládat s osobními údaji [[PERSON_2]], [[PERSON_4]], [[PERSON_5]], [[PERSON_3]] a [[PERSON_6]] v souladu s GDPR.</w:t>
       </w:r>
     </w:p>
     <w:p/>
@@ -877,13 +877,13 @@
     </w:p>
     <w:p>
       <w:r>
-        <w:t>c) souhlasí s tím, aby [[PERSON_1]] kontaktoval/a [[PERSON_10]] a [[PERSON_7]] za účelem plnění smlouvy.</w:t>
+        <w:t>c) souhlasí s tím, aby [[PERSON_1]] kontaktoval/a [[PERSON_3]] a [[PERSON_6]] za účelem plnění smlouvy.</w:t>
       </w:r>
     </w:p>
     <w:p/>
     <w:p>
       <w:r>
-        <w:t>3. Svědci [[PERSON_5]] a [[PERSON_6]] potvrzují, že byli přítomni podpisu smlouvy a ověřili totožnost smluvních stran.</w:t>
+        <w:t>3. Svědci [[PERSON_4]] a [[PERSON_5]] potvrzují, že byli přítomni podpisu smlouvy a ověřili totožnost smluvních stran.</w:t>
       </w:r>
     </w:p>
     <w:p/>
@@ -937,7 +937,7 @@
     </w:p>
     <w:p>
       <w:r>
-        <w:t>d) Plná moc pro [[PERSON_7]]</w:t>
+        <w:t>d) Plná moc pro [[PERSON_6]]</w:t>
       </w:r>
     </w:p>
     <w:p/>
@@ -978,7 +978,7 @@
     </w:p>
     <w:p>
       <w:r>
-        <w:t>JUDr. [[PERSON_5]]                                        doc. [[PERSON_6]]</w:t>
+        <w:t>JUDr. [[PERSON_4]]                                        doc. [[PERSON_5]]</w:t>
       </w:r>
     </w:p>
     <w:p/>
@@ -1033,6 +1033,12 @@
       </w:r>
     </w:p>
     <w:sectPr>
+      <w:headerReference w:type="default" r:id="rId9"/>
+      <w:footerReference w:type="default" r:id="rId10"/>
+      <w:headerReference w:type="first" r:id="rId11"/>
+      <w:footerReference w:type="first" r:id="rId12"/>
+      <w:headerReference w:type="even" r:id="rId13"/>
+      <w:footerReference w:type="even" r:id="rId14"/>
       <w:pgSz w:w="12240" w:h="15840"/>
       <w:pgMar w:top="1134" w:right="1417" w:bottom="1134" w:left="1417" w:header="720" w:footer="720" w:gutter="0"/>
       <w:cols w:space="720"/>
@@ -1040,6 +1046,66 @@
     </w:sectPr>
   </w:body>
 </w:document>
+</file>
+
+<file path=word/footer1.xml><?xml version="1.0" encoding="utf-8"?>
+<w:ftr xmlns:m="http://schemas.openxmlformats.org/officeDocument/2006/math" xmlns:mc="http://schemas.openxmlformats.org/markup-compatibility/2006" xmlns:mo="http://schemas.microsoft.com/office/mac/office/2008/main" xmlns:mv="urn:schemas-microsoft-com:mac:vml" xmlns:o="urn:schemas-microsoft-com:office:office" xmlns:r="http://schemas.openxmlformats.org/officeDocument/2006/relationships" xmlns:v="urn:schemas-microsoft-com:vml" xmlns:w10="urn:schemas-microsoft-com:office:word" xmlns:w14="http://schemas.microsoft.com/office/word/2010/wordml" xmlns:w="http://schemas.openxmlformats.org/wordprocessingml/2006/main" xmlns:wne="http://schemas.microsoft.com/office/word/2006/wordml" xmlns:wp14="http://schemas.microsoft.com/office/word/2010/wordprocessingDrawing" xmlns:wp="http://schemas.openxmlformats.org/drawingml/2006/wordprocessingDrawing" xmlns:wpc="http://schemas.microsoft.com/office/word/2010/wordprocessingCanvas" xmlns:wpg="http://schemas.microsoft.com/office/word/2010/wordprocessingGroup" xmlns:wpi="http://schemas.microsoft.com/office/word/2010/wordprocessingInk" xmlns:wps="http://schemas.microsoft.com/office/word/2010/wordprocessingShape" mc:Ignorable="w14 wp14">
+  <w:p>
+    <w:pPr>
+      <w:pStyle w:val="Footer"/>
+    </w:pPr>
+  </w:p>
+</w:ftr>
+</file>
+
+<file path=word/footer2.xml><?xml version="1.0" encoding="utf-8"?>
+<w:ftr xmlns:m="http://schemas.openxmlformats.org/officeDocument/2006/math" xmlns:mc="http://schemas.openxmlformats.org/markup-compatibility/2006" xmlns:mo="http://schemas.microsoft.com/office/mac/office/2008/main" xmlns:mv="urn:schemas-microsoft-com:mac:vml" xmlns:o="urn:schemas-microsoft-com:office:office" xmlns:r="http://schemas.openxmlformats.org/officeDocument/2006/relationships" xmlns:v="urn:schemas-microsoft-com:vml" xmlns:w10="urn:schemas-microsoft-com:office:word" xmlns:w14="http://schemas.microsoft.com/office/word/2010/wordml" xmlns:w="http://schemas.openxmlformats.org/wordprocessingml/2006/main" xmlns:wne="http://schemas.microsoft.com/office/word/2006/wordml" xmlns:wp14="http://schemas.microsoft.com/office/word/2010/wordprocessingDrawing" xmlns:wp="http://schemas.openxmlformats.org/drawingml/2006/wordprocessingDrawing" xmlns:wpc="http://schemas.microsoft.com/office/word/2010/wordprocessingCanvas" xmlns:wpg="http://schemas.microsoft.com/office/word/2010/wordprocessingGroup" xmlns:wpi="http://schemas.microsoft.com/office/word/2010/wordprocessingInk" xmlns:wps="http://schemas.microsoft.com/office/word/2010/wordprocessingShape" mc:Ignorable="w14 wp14">
+  <w:p>
+    <w:pPr>
+      <w:pStyle w:val="Footer"/>
+    </w:pPr>
+  </w:p>
+</w:ftr>
+</file>
+
+<file path=word/footer3.xml><?xml version="1.0" encoding="utf-8"?>
+<w:ftr xmlns:m="http://schemas.openxmlformats.org/officeDocument/2006/math" xmlns:mc="http://schemas.openxmlformats.org/markup-compatibility/2006" xmlns:mo="http://schemas.microsoft.com/office/mac/office/2008/main" xmlns:mv="urn:schemas-microsoft-com:mac:vml" xmlns:o="urn:schemas-microsoft-com:office:office" xmlns:r="http://schemas.openxmlformats.org/officeDocument/2006/relationships" xmlns:v="urn:schemas-microsoft-com:vml" xmlns:w10="urn:schemas-microsoft-com:office:word" xmlns:w14="http://schemas.microsoft.com/office/word/2010/wordml" xmlns:w="http://schemas.openxmlformats.org/wordprocessingml/2006/main" xmlns:wne="http://schemas.microsoft.com/office/word/2006/wordml" xmlns:wp14="http://schemas.microsoft.com/office/word/2010/wordprocessingDrawing" xmlns:wp="http://schemas.openxmlformats.org/drawingml/2006/wordprocessingDrawing" xmlns:wpc="http://schemas.microsoft.com/office/word/2010/wordprocessingCanvas" xmlns:wpg="http://schemas.microsoft.com/office/word/2010/wordprocessingGroup" xmlns:wpi="http://schemas.microsoft.com/office/word/2010/wordprocessingInk" xmlns:wps="http://schemas.microsoft.com/office/word/2010/wordprocessingShape" mc:Ignorable="w14 wp14">
+  <w:p>
+    <w:pPr>
+      <w:pStyle w:val="Footer"/>
+    </w:pPr>
+  </w:p>
+</w:ftr>
+</file>
+
+<file path=word/header1.xml><?xml version="1.0" encoding="utf-8"?>
+<w:hdr xmlns:m="http://schemas.openxmlformats.org/officeDocument/2006/math" xmlns:mc="http://schemas.openxmlformats.org/markup-compatibility/2006" xmlns:mo="http://schemas.microsoft.com/office/mac/office/2008/main" xmlns:mv="urn:schemas-microsoft-com:mac:vml" xmlns:o="urn:schemas-microsoft-com:office:office" xmlns:r="http://schemas.openxmlformats.org/officeDocument/2006/relationships" xmlns:v="urn:schemas-microsoft-com:vml" xmlns:w10="urn:schemas-microsoft-com:office:word" xmlns:w14="http://schemas.microsoft.com/office/word/2010/wordml" xmlns:w="http://schemas.openxmlformats.org/wordprocessingml/2006/main" xmlns:wne="http://schemas.microsoft.com/office/word/2006/wordml" xmlns:wp14="http://schemas.microsoft.com/office/word/2010/wordprocessingDrawing" xmlns:wp="http://schemas.openxmlformats.org/drawingml/2006/wordprocessingDrawing" xmlns:wpc="http://schemas.microsoft.com/office/word/2010/wordprocessingCanvas" xmlns:wpg="http://schemas.microsoft.com/office/word/2010/wordprocessingGroup" xmlns:wpi="http://schemas.microsoft.com/office/word/2010/wordprocessingInk" xmlns:wps="http://schemas.microsoft.com/office/word/2010/wordprocessingShape" mc:Ignorable="w14 wp14">
+  <w:p>
+    <w:pPr>
+      <w:pStyle w:val="Header"/>
+    </w:pPr>
+  </w:p>
+</w:hdr>
+</file>
+
+<file path=word/header2.xml><?xml version="1.0" encoding="utf-8"?>
+<w:hdr xmlns:m="http://schemas.openxmlformats.org/officeDocument/2006/math" xmlns:mc="http://schemas.openxmlformats.org/markup-compatibility/2006" xmlns:mo="http://schemas.microsoft.com/office/mac/office/2008/main" xmlns:mv="urn:schemas-microsoft-com:mac:vml" xmlns:o="urn:schemas-microsoft-com:office:office" xmlns:r="http://schemas.openxmlformats.org/officeDocument/2006/relationships" xmlns:v="urn:schemas-microsoft-com:vml" xmlns:w10="urn:schemas-microsoft-com:office:word" xmlns:w14="http://schemas.microsoft.com/office/word/2010/wordml" xmlns:w="http://schemas.openxmlformats.org/wordprocessingml/2006/main" xmlns:wne="http://schemas.microsoft.com/office/word/2006/wordml" xmlns:wp14="http://schemas.microsoft.com/office/word/2010/wordprocessingDrawing" xmlns:wp="http://schemas.openxmlformats.org/drawingml/2006/wordprocessingDrawing" xmlns:wpc="http://schemas.microsoft.com/office/word/2010/wordprocessingCanvas" xmlns:wpg="http://schemas.microsoft.com/office/word/2010/wordprocessingGroup" xmlns:wpi="http://schemas.microsoft.com/office/word/2010/wordprocessingInk" xmlns:wps="http://schemas.microsoft.com/office/word/2010/wordprocessingShape" mc:Ignorable="w14 wp14">
+  <w:p>
+    <w:pPr>
+      <w:pStyle w:val="Header"/>
+    </w:pPr>
+  </w:p>
+</w:hdr>
+</file>
+
+<file path=word/header3.xml><?xml version="1.0" encoding="utf-8"?>
+<w:hdr xmlns:m="http://schemas.openxmlformats.org/officeDocument/2006/math" xmlns:mc="http://schemas.openxmlformats.org/markup-compatibility/2006" xmlns:mo="http://schemas.microsoft.com/office/mac/office/2008/main" xmlns:mv="urn:schemas-microsoft-com:mac:vml" xmlns:o="urn:schemas-microsoft-com:office:office" xmlns:r="http://schemas.openxmlformats.org/officeDocument/2006/relationships" xmlns:v="urn:schemas-microsoft-com:vml" xmlns:w10="urn:schemas-microsoft-com:office:word" xmlns:w14="http://schemas.microsoft.com/office/word/2010/wordml" xmlns:w="http://schemas.openxmlformats.org/wordprocessingml/2006/main" xmlns:wne="http://schemas.microsoft.com/office/word/2006/wordml" xmlns:wp14="http://schemas.microsoft.com/office/word/2010/wordprocessingDrawing" xmlns:wp="http://schemas.openxmlformats.org/drawingml/2006/wordprocessingDrawing" xmlns:wpc="http://schemas.microsoft.com/office/word/2010/wordprocessingCanvas" xmlns:wpg="http://schemas.microsoft.com/office/word/2010/wordprocessingGroup" xmlns:wpi="http://schemas.microsoft.com/office/word/2010/wordprocessingInk" xmlns:wps="http://schemas.microsoft.com/office/word/2010/wordprocessingShape" mc:Ignorable="w14 wp14">
+  <w:p>
+    <w:pPr>
+      <w:pStyle w:val="Header"/>
+    </w:pPr>
+  </w:p>
+</w:hdr>
 </file>
 
 <file path=word/numbering.xml><?xml version="1.0" encoding="utf-8"?>
